--- a/fixtures/generated/c08__header-footer.docx
+++ b/fixtures/generated/c08__header-footer.docx
@@ -169,7 +169,7 @@
     </w:p>
     <w:p>
       <w:r>
-        <w:t>– ​Acted as the named contact for three retail clients, who reached me directly on my personal mobile</w:t>
+        <w:t>– ​Acted as the named contact for three retail clients, who reached me directly on my personal mobile 085 555 0177</w:t>
       </w:r>
     </w:p>
     <w:p>

--- a/fixtures/generated/c08__header-footer.docx
+++ b/fixtures/generated/c08__header-footer.docx
@@ -282,6 +282,11 @@
   <w:p>
     <w:r>
       <w:t>Castletroy</w:t>
+    </w:r>
+  </w:p>
+  <w:p>
+    <w:r>
+      <w:t>Limerick</w:t>
     </w:r>
   </w:p>
   <w:p>
